--- a/asti-review/急性软组织损伤择时干预_综述投稿稿.docx
+++ b/asti-review/急性软组织损伤择时干预_综述投稿稿.docx
@@ -40,7 +40,7 @@
           <w:b w:val="0"/>
           <w:sz w:val="21"/>
         </w:rPr>
-        <w:t>急性软组织损伤（acute soft tissue injury，ASTI）是骨伤科常见病，巨噬细胞由促炎（M1）向修复（M2）表型的时序性转换能否按期完成，直接决定修复结局。伤科三期辨证以初期消、中期和、后期补分治，其治法更迭本身即隐含对修复进程的时间判断。本文以巨噬细胞时相极化为主线，梳理损伤后 0～72 h 的 M1 主导清创期、3～7 d 的 M1→M2 转换窗、1～2 周的 M2 主导修复期与 2 周以后的基质重塑期四个时窗及其代谢基础，提出糖酵解向脂肪酸氧化的切换是决定转换时点的底层条件。在此基础上论证消、和、补三法分别对应促消退而不压制清创、主动促成转换、维持 M2 功能质量并防纤维化三个免疫学落点。筋伤领域现行共识所给修复进程刻度（72 h／3 d／15 d／6 周）与免疫时相在关键边界上吻合，而中药给药分期长期以周计，两者未获并置检验。文献分析显示，中医药领域已能调控极化方向、已观察到效应的时相结构、临床亦已按时相择机施术，但尚无研究将起始干预时点设为自变量；反向证据提示该转换存在最优时点，而非越早越好。据此提出以时窗为标尺重排证据的四元框架，标识 3～7 d 转换窗与 2 周后重塑期两处空白，为 ASTI 中医药择时干预研究提供可检验的路径。</w:t>
+        <w:t>急性软组织损伤（acute soft tissue injury，ASTI）是骨伤科常见病。损伤后巨噬细胞由促炎（M1）表型向修复（M2）表型转换，此转换能否按期完成直接决定修复结局。伤科三期辨证以初期消、中期和、后期补分治，其治法更迭本身即隐含对修复进程的时间判断。本文以巨噬细胞时相极化为主线，梳理损伤后 0～72 h 的 M1 主导清创期、3～7 d 的 M1→M2 转换窗、1～2 周的 M2 主导修复期与 2 周以后的基质重塑期四个时窗及其代谢基础，提出糖酵解向脂肪酸氧化的切换是决定转换时点的底层条件。在此基础上论证消、和、补三法分别对应促消退而不压制清创、主动促成转换、维持 M2 功能质量并防纤维化三个免疫学落点。筋伤领域现行共识所给修复进程刻度（72 h／3 d／15 d／6 周）与免疫时相在关键边界上吻合，而中药给药分期长期以周计，两者未获并置检验。文献分析显示，中医药领域已能调控极化方向、已观察到效应的时相结构、临床亦已按时相择机施术，但尚无研究将起始干预时点设为自变量；反向证据提示该转换存在最优时点，而非越早越好。据此提出以时窗为标尺重排证据的四元框架，标识 3～7 d 转换窗与 2 周后重塑期两处空白，为 ASTI 中医药择时干预研究提供可检验的路径。</w:t>
       </w:r>
     </w:p>
     <w:p>
@@ -89,7 +89,7 @@
           <w:b w:val="0"/>
           <w:sz w:val="21"/>
         </w:rPr>
-        <w:t>急性软组织损伤（acute soft tissue injury，ASTI）是骨科与运动医学门诊的常见病种，其病理核心为创伤性无菌性炎症：损伤即刻血管破裂、组织水肿，继而损伤相关分子模式（DAMPs）激活固有免疫，引发炎性细胞浸润与细胞因子级联[1]。现行处理以 RICE 原则为基础，辅以非甾体抗炎药（NSAIDs），但系统评价显示其镇痛效果与对乙酰氨基酚无异[2]，且单纯抑制炎症是否有利于修复仍有争议。巨噬细胞是衔接炎症启动、消退与组织重塑的核心细胞，损伤后由 M1（促炎）向 M2（修复）表型的时序性转换能否按期完成，直接决定修复结局[3,4]；其极化方向由细胞内在代谢模式决定，M1 依赖有氧糖酵解，M2 偏好氧化磷酸化与脂肪酸氧化[5,6]。因此，调控巨噬细胞极化的时序，对 ASTI 修复具有重要价值。</w:t>
+        <w:t>急性软组织损伤（acute soft tissue injury，ASTI）是骨科与运动医学门诊的常见病种，其病理核心为创伤性无菌性炎症：损伤即刻血管破裂、组织水肿，继而损伤相关分子模式（DAMPs）激活固有免疫，引发炎性细胞浸润与细胞因子级联[1]。现行处理以 RICE 原则为基础，辅以非甾体抗炎药（NSAIDs），但系统评价显示其镇痛效果与对乙酰氨基酚无异[2]，且单纯抑制炎症是否有利于修复仍有争议。巨噬细胞是衔接炎症启动、消退与组织重塑的核心细胞。损伤后，巨噬细胞由 M1（促炎）表型向 M2（修复）表型转换，此转换能否按期完成直接决定修复结局[3,4]。极化方向取决于细胞内在的代谢模式：M1 依赖有氧糖酵解，M2 偏好氧化磷酸化与脂肪酸氧化[5,6]。因此，使巨噬细胞极化在恰当的时点发生转换，对 ASTI 修复具有重要价值。</w:t>
       </w:r>
     </w:p>
     <w:p>
@@ -508,7 +508,7 @@
           <w:b w:val="0"/>
           <w:sz w:val="21"/>
         </w:rPr>
-        <w:t>时窗二（3～7 d）M1→M2 转换窗。 炎症消退由促消退介质（SPMs，含脂氧素、消退素、保护素与 maresins）主动驱动[28,29]。核心触发事件是胞葬作用（efferocytosis），即巨噬细胞识别并清除凋亡中性粒细胞，该过程由 MerTK、Tim4、αvβ3/αvβ5 整合素介导，并诱导 IL-10 与 TGF-β 分泌，促使巨噬细胞转向抗炎表型[30,31]。在骨骼肌损伤这一最接近 ASTI 的模型中，该时程已被精确刻画：损伤后 24～48 h 募集炎性 Ly-6C</w:t>
+        <w:t>时窗二（3～7 d）M1→M2 转换窗。 炎症消退由促消退介质（SPMs，含脂氧素、消退素、保护素与 maresins）主动驱动[28,29]。核心触发事件是胞葬作用（efferocytosis），即巨噬细胞识别并清除凋亡中性粒细胞，该过程由 MerTK、Tim4、αvβ3/αvβ5 整合素介导，并诱导 IL-10 与 TGF-β 分泌，促使巨噬细胞转向抗炎表型[30,31]。骨骼肌损伤模型最接近 ASTI，该时程在其中已被精确刻画：炎性 Ly-6C</w:t>
       </w:r>
       <w:r>
         <w:rPr>
@@ -525,7 +525,7 @@
           <w:b w:val="0"/>
           <w:sz w:val="21"/>
         </w:rPr>
-        <w:t xml:space="preserve"> 单核细胞，自第 2 天起在肌内转换为抗炎表型，此转换由吞噬坏死肌纤维碎片直接触发并伴 TGF-β1 释放，抗炎巨噬细胞随后于第 4～7 天原位增殖并达峰[32]；与此同步，脂质介质由促炎类二十烷酸转向 SPMs[33]。肌肉挫伤模型中该时程同样成立，M1（CD197</w:t>
+        <w:t xml:space="preserve"> 单核细胞于损伤后 24～48 h 募集，自第 2 天起在肌内转换为抗炎表型；此转换由吞噬坏死肌纤维碎片直接触发，并伴 TGF-β1 释放；抗炎巨噬细胞随后于第 4～7 天原位增殖并达峰[32]；与此同步，脂质介质由促炎类二十烷酸转向 SPMs[33]。肌肉挫伤模型中该时程同样成立，M1（CD197</w:t>
       </w:r>
       <w:r>
         <w:rPr>
@@ -603,7 +603,7 @@
           <w:b w:val="0"/>
           <w:sz w:val="21"/>
         </w:rPr>
-        <w:t xml:space="preserve"> 肉芽组织改建，Ⅲ型胶原被Ⅰ型胶原替代，瘢痕成熟，力学性能逐步恢复，依赖基质金属蛋白酶（MMPs）与其组织抑制因子（TIMPs）的动态平衡；此期巨噬细胞表型仍沿时间轴演变，在心脏损伤模型中已被逐日刻画[40]，其中 Trem2</w:t>
+        <w:t xml:space="preserve"> 此期肉芽组织改建，Ⅲ型胶原被Ⅰ型胶原替代，瘢痕成熟，力学性能逐步恢复，上述过程依赖基质金属蛋白酶（MMPs）与其组织抑制因子（TIMPs）的动态平衡。巨噬细胞表型在此期仍沿时间轴演变，心脏损伤模型中已有逐日刻画[40]，其中 Trem2</w:t>
       </w:r>
       <w:r>
         <w:rPr>
@@ -923,7 +923,7 @@
           <w:b w:val="0"/>
           <w:sz w:val="21"/>
         </w:rPr>
-        <w:t>其一，消法的作用对象为"瘀滞状态"而非"炎症强度"。 祛瘀的前提是瘀滞存在，正如 M1 的清创功能在时窗一（0～72 h）不可或缺。这一判断在骨骼肌损伤领域已获实验支持：Chazaud[62]系统梳理该领域后指出，"削弱炎症阶段可能不利于肌肉再生，因此与其对抗炎症，不如让炎症发生并如期消退"。实验层面，COX-2 通路为骨骼肌再生早期所必需（COX-1 抑制剂无此效应）[63]，其选择性抑制剂 NS-398 可减少中性粒细胞与巨噬细胞浸润、升高 TGF-β1，延迟愈合并加重纤维化[64]；冰敷虽降低早期 M1 聚集与 TNF-α 表达，却推迟向修复表型的转换[65]。二者均可经干扰巨噬细胞浸润与转换而损害肌肉再生、促进胶原沉积[66]，此即第 1 章所述"物理疗法存在时效性限制"的分子解释，亦为 NSAIDs 争议[2]的机制性注脚。消法"衰其大半而止"的谨慎，与免疫学"促消退而非抗炎"的当代主张在此高度吻合。</w:t>
+        <w:t>其一，消法的作用对象为"瘀滞状态"而非"炎症强度"。 祛瘀的前提是瘀滞存在，正如 M1 的清创功能在时窗一（0～72 h）不可或缺。这一判断在骨骼肌损伤领域已获实验支持：Chazaud[62]系统梳理该领域后指出，"削弱炎症阶段可能不利于肌肉再生，因此与其对抗炎症，不如让炎症发生并如期消退"。实验层面，COX-2 通路为骨骼肌再生早期所必需，COX-1 抑制剂则无此效应[63]；COX-2 选择性抑制剂 NS-398 可减少中性粒细胞与巨噬细胞浸润、升高 TGF-β1，延迟愈合并加重纤维化[64]；冰敷虽降低早期 M1 聚集与 TNF-α 表达，却推迟向修复表型的转换[65]。二者均可经干扰巨噬细胞浸润与转换而损害肌肉再生、促进胶原沉积[66]，此即第 1 章所述"物理疗法存在时效性限制"的分子解释，亦为 NSAIDs 争议[2]的机制性注脚。消法"衰其大半而止"的谨慎，与免疫学"促消退而非抗炎"的当代主张在此高度吻合。</w:t>
       </w:r>
     </w:p>
     <w:p>

--- a/asti-review/急性软组织损伤择时干预_综述投稿稿.docx
+++ b/asti-review/急性软组织损伤择时干预_综述投稿稿.docx
@@ -89,7 +89,7 @@
           <w:b w:val="0"/>
           <w:sz w:val="21"/>
         </w:rPr>
-        <w:t>急性软组织损伤（acute soft tissue injury，ASTI）是骨科与运动医学门诊的常见病种，其病理核心为创伤性无菌性炎症：损伤即刻血管破裂、组织水肿，继而损伤相关分子模式（DAMPs）激活固有免疫，引发炎性细胞浸润与细胞因子级联[1]。现行处理以 RICE 原则为基础，辅以非甾体抗炎药（NSAIDs），但系统评价显示其镇痛效果与对乙酰氨基酚无异[2]，且单纯抑制炎症是否有利于修复仍有争议。巨噬细胞是衔接炎症启动、消退与组织重塑的核心细胞。损伤后，巨噬细胞由 M1（促炎）表型向 M2（修复）表型转换，此转换能否按期完成直接决定修复结局[3,4]。极化方向取决于细胞内在的代谢模式：M1 依赖有氧糖酵解，M2 偏好氧化磷酸化与脂肪酸氧化[5,6]。因此，使巨噬细胞极化在恰当的时点发生转换，对 ASTI 修复具有重要价值。</w:t>
+        <w:t>急性软组织损伤（acute soft tissue injury，ASTI）是骨科与运动医学门诊的常见病种，其病理核心为创伤性无菌性炎症：损伤即刻血管破裂、组织水肿，继而损伤相关分子模式（DAMPs）激活固有免疫，引发炎性细胞浸润与细胞因子级联[1]。现行处理以 RICE 原则为基础，辅以非甾体抗炎药（NSAIDs），但系统评价显示其镇痛效果与对乙酰氨基酚无异[2]，且单纯抑制炎症是否有利于修复仍有争议。巨噬细胞是衔接炎症启动、消退与组织重塑的核心细胞。损伤后，巨噬细胞由 M1（促炎）表型向 M2（修复）表型转换，此转换能否按期完成直接决定修复结局[3,4]。该转换有其代谢基础：M1 依赖有氧糖酵解，M2 偏好氧化磷酸化与脂肪酸氧化，两种供能模式的交替因而构成转换时点的可干预节点[5,6]。据此，使巨噬细胞极化在恰当的时点完成转换，对 ASTI 修复具有重要价值。</w:t>
       </w:r>
     </w:p>
     <w:p>

--- a/asti-review/急性软组织损伤择时干预_综述投稿稿.docx
+++ b/asti-review/急性软组织损伤择时干预_综述投稿稿.docx
@@ -89,7 +89,7 @@
           <w:b w:val="0"/>
           <w:sz w:val="21"/>
         </w:rPr>
-        <w:t>急性软组织损伤（acute soft tissue injury，ASTI）是骨科与运动医学门诊的常见病种，其病理核心为创伤性无菌性炎症：损伤即刻血管破裂、组织水肿，继而损伤相关分子模式（DAMPs）激活固有免疫，引发炎性细胞浸润与细胞因子级联[1]。现行处理以 RICE 原则为基础，辅以非甾体抗炎药（NSAIDs），但系统评价显示其镇痛效果与对乙酰氨基酚无异[2]，且单纯抑制炎症是否有利于修复仍有争议。巨噬细胞是衔接炎症启动、消退与组织重塑的核心细胞。损伤后，巨噬细胞由 M1（促炎）表型向 M2（修复）表型转换，此转换能否按期完成直接决定修复结局[3,4]。该转换有其代谢基础：M1 依赖有氧糖酵解，M2 偏好氧化磷酸化与脂肪酸氧化，两种供能模式的交替因而构成转换时点的可干预节点[5,6]。据此，使巨噬细胞极化在恰当的时点完成转换，对 ASTI 修复具有重要价值。</w:t>
+        <w:t>急性软组织损伤（acute soft tissue injury，ASTI）是骨科与运动医学门诊的常见病种，其病理核心为创伤性无菌性炎症：损伤即刻血管破裂、组织水肿，继而损伤相关分子模式（DAMPs）激活固有免疫，引发炎性细胞浸润与细胞因子级联[1]。现行处理以 RICE 原则为基础，辅以非甾体抗炎药（NSAIDs），但系统评价显示其镇痛效果与对乙酰氨基酚无异[2]，且单纯抑制炎症是否有利于修复仍有争议。巨噬细胞是衔接炎症启动、消退与组织重塑的核心细胞。损伤发生后，巨噬细胞由 M1（促炎）表型向 M2（修复）表型转换，该转换有其代谢基础——M1 依赖有氧糖酵解，M2 偏好氧化磷酸化与脂肪酸氧化，两种供能模式的交替构成转换时点的可干预节点[3,4]；而此转换能否按期完成，直接决定修复结局[5,6]。据此，使巨噬细胞极化在恰当的时点完成转换，对 ASTI 修复具有重要价值。</w:t>
       </w:r>
     </w:p>
     <w:p>
@@ -199,7 +199,7 @@
           <w:b w:val="0"/>
           <w:sz w:val="21"/>
         </w:rPr>
-        <w:t>这一整体观对现代研究的启示是明确的：ASTI 的局部免疫微环境并非孤立事件，而处在全身状态（含肠道菌群与系统性炎症水平[23]）的调控之下；同时也提示，以"抗炎"为单一目标的思路与中医"调和气血"存在根本差异，前者针对炎症强度，后者针对炎症的转归。</w:t>
+        <w:t>这一整体观对现代研究有两点启示：其一，ASTI 的局部免疫微环境并非孤立事件，而处在全身状态（含肠道菌群与系统性炎症水平[23]）的调控之下；其二，以"抗炎"为单一目标的思路与中医"调和气血"存在根本差异，前者针对炎症强度，后者针对炎症的转归。</w:t>
       </w:r>
     </w:p>
     <w:p>
@@ -226,7 +226,7 @@
           <w:b w:val="0"/>
           <w:sz w:val="21"/>
         </w:rPr>
-        <w:t>现代中医骨伤科学将损伤的药物治疗归纳为初期消、中期和、后期补的三期分治。"三期"并非人为划分的时间标签，其实质是对损伤修复不同阶段病理特征的治法回应。</w:t>
+        <w:t>现代中医骨伤科学将损伤的药物治疗归纳为初期消、中期和、后期补的三期分治。三期分治依损伤修复不同阶段的病理特征而设，故"三期"并非人为划分的时间标签，而是随病理演变而更替的治法安排。</w:t>
       </w:r>
     </w:p>
     <w:p>
@@ -268,7 +268,7 @@
           <w:b w:val="0"/>
           <w:sz w:val="21"/>
         </w:rPr>
-        <w:t>后期以补法为主，重在补益肝肾、强筋壮骨。 《素问·痿论》言"肝主身之筋膜"，《素问·阴阳应象大论》言"肾生骨髓"，筋骨修复能力取决于肝肾精血的充盈，故后期以补肝肾、益气血为主，代表方如壮筋养血汤、健步虎潜丸类。补法尚有一常被忽略的要点：须"补而不滞"，若一味峻补致气血壅滞，反使瘀滞不散、瘢痕不化。</w:t>
+        <w:t>后期以补法为主，重在补益肝肾、强筋壮骨。 《素问·痿论》言"肝主身之筋膜"，《素问·阴阳应象大论》言"肾生骨髓"，筋骨修复能力取决于肝肾精血的充盈，故后期治以补肝肾、益气血，代表方如壮筋养血汤、健步虎潜丸类。补法尚有一常被忽略的要点：须"补而不滞"，若一味峻补致气血壅滞，反使瘀滞不散、瘢痕不化。</w:t>
       </w:r>
     </w:p>
     <w:p>
@@ -581,7 +581,7 @@
           <w:b w:val="0"/>
           <w:sz w:val="21"/>
         </w:rPr>
-        <w:t xml:space="preserve"> M2 分泌 IL-10、TGF-β 及 VEGF、IGF-1、FGF 等生长因子，促进成纤维细胞增殖、胶原合成与血管新生，肌卫星细胞在巨噬细胞来源因子刺激下激活并分化为肌管[38]。电针干预大鼠腓肠肌钝挫伤的研究证实，调控极化可促进肌卫星细胞增殖分化并加速修复[17,18]，此为该时窗干预有效性的直接证据；人体骨骼肌再生中，不同活化状态的巨噬细胞亚群亦分别调控肌前体细胞的命运决定[39]。</w:t>
+        <w:t xml:space="preserve"> M2 分泌 IL-10、TGF-β 及 VEGF、IGF-1、FGF 等生长因子，促进成纤维细胞增殖、胶原合成与血管新生；肌卫星细胞亦在巨噬细胞来源因子的刺激下激活，并分化为肌管[38]。电针干预大鼠腓肠肌钝挫伤的研究证实，调控极化可促进肌卫星细胞增殖分化并加速修复[17,18]，此为该时窗干预有效性的直接证据；人体骨骼肌再生中，不同活化状态的巨噬细胞亚群亦分别调控肌前体细胞的命运决定[39]。</w:t>
       </w:r>
     </w:p>
     <w:p>
@@ -647,7 +647,7 @@
           <w:b w:val="0"/>
           <w:sz w:val="21"/>
         </w:rPr>
-        <w:t>若要在单一机制轴上理解四个时窗的转换，最简约的候选是细胞能量代谢模式的切换。M1 极化以有氧糖酵解（Warburg 效应）增强为标志，该转换由 HIF-1α 上调驱动[41]；M2 极化则偏好完整的三羧酸循环与氧化磷酸化，以脂肪酸氧化（FAO）为主要燃料，藉此支撑持续的吞噬、分泌与修复功能[42,43]。AMPK 是该切换的关键节点，激活后抑制脂肪酸合成并上调 CPT1 促进 FAO，推动向 M2 转换[44]；mTORC1 与之拮抗，其激活促进糖酵解、驱动 M1 极化[45]。代谢中间产物与表观遗传修饰对这一切换具稳定作用，如琥珀酸稳定 HIF-1α、α-酮戊二酸经 Jmjd3 促 M2 基因表达、精氨酸代谢在 iNOS 与 Arg-1 间分流、乙酰辅酶 A 支撑 H3K27ac 等[46-50]，详见增强出版附加材料。</w:t>
+        <w:t>四个时窗的转换可归于单一机制轴，其最简约的候选是细胞能量代谢模式的切换。M1 极化以有氧糖酵解（Warburg 效应）增强为标志，该转换由 HIF-1α 上调驱动[41]；M2 极化则偏好完整的三羧酸循环与氧化磷酸化，以脂肪酸氧化（FAO）为主要燃料，藉此支撑持续的吞噬、分泌与修复功能[42,43]。AMPK 是该切换的关键节点，激活后抑制脂肪酸合成并上调 CPT1 促进 FAO，推动向 M2 转换[44]；mTORC1 与之拮抗，其激活促进糖酵解、驱动 M1 极化[45]。代谢中间产物与表观遗传修饰对这一切换具稳定作用，如琥珀酸稳定 HIF-1α、α-酮戊二酸经 Jmjd3 促 M2 基因表达、精氨酸代谢在 iNOS 与 Arg-1 间分流、乙酰辅酶 A 支撑 H3K27ac 等[46-50]，详见增强出版附加材料。</w:t>
       </w:r>
     </w:p>
     <w:p>
@@ -776,7 +776,7 @@
           <w:b w:val="0"/>
           <w:sz w:val="21"/>
         </w:rPr>
-        <w:t>一端是 M1 持续活化或转换延迟，致炎症无法消退，临床表现为损伤区持续疼痛、肿胀迁延，即转向慢性软组织损伤[37]。单细胞证据颇具启发：Gpnmb</w:t>
+        <w:t>一端是 M1 持续活化或转换延迟，致炎症无法消退，即转向慢性软组织损伤，临床表现为损伤区持续疼痛、肿胀迁延[37]。单细胞证据颇具启发：Gpnmb</w:t>
       </w:r>
       <w:r>
         <w:rPr>
@@ -988,7 +988,7 @@
           <w:b w:val="0"/>
           <w:sz w:val="21"/>
         </w:rPr>
-        <w:t>和法是三法中唯一以"时间点"为目标的治法。它既不压制 M1，也不简单促进 M2，而使两者关系重新协调，与转换窗的免疫学需求正相契合。"和"所对应者为转换的速率与准时性，而非表型的比例。</w:t>
+        <w:t>和法是三法中唯一以"时间点"为目标的治法：既不压制 M1，也不简单促进 M2，而使两者关系重新协调，与转换窗的免疫学需求正相契合。故"和"所对应者为转换的速率与准时性，而非表型的比例。</w:t>
       </w:r>
     </w:p>
     <w:p>
@@ -1254,7 +1254,7 @@
           <w:b w:val="0"/>
           <w:sz w:val="21"/>
         </w:rPr>
-        <w:t>答案是肯定的，且所需刻度筋伤领域本就给出。现行文献中实并存两套时间刻度：一为组织修复进程本身的分期（以天计[75,76]），二为中药内治沿用的三期用药分期（以周计[7]）；与免疫时相吻合者为前者，而中药给药框架长期承载的是后者。</w:t>
+        <w:t>答案是肯定的，且筋伤领域本就给出了所需的刻度。现行文献中并存两套时间刻度：一为组织修复进程本身的分期（以天计[75,76]），二为中药内治沿用的三期用药分期（以周计[7]）；与免疫时相吻合者为前者，而中药给药框架长期承载的是后者。</w:t>
       </w:r>
     </w:p>
     <w:p>
@@ -1338,7 +1338,7 @@
                 <w:b/>
                 <w:sz w:val="18"/>
               </w:rPr>
-              <w:t>筋伤修复进程刻度[76,75]</w:t>
+              <w:t>筋伤修复进程刻度[75,76]</w:t>
             </w:r>
           </w:p>
         </w:tc>
@@ -2269,7 +2269,7 @@
           <w:b w:val="0"/>
           <w:sz w:val="21"/>
         </w:rPr>
-        <w:t>由此，"择时干预"获得一个精确而非修辞的定义：在巨噬细胞表型转换窗内施加可改变代谢切换时点的干预，使免疫时相与临床给药阶段相互对应。</w:t>
+        <w:t>由此，"择时干预"可获得一个可操作的定义：在巨噬细胞表型转换窗内施加能够改变代谢切换时点的干预，使免疫时相与临床给药阶段相互对应。</w:t>
       </w:r>
     </w:p>
     <w:p>
@@ -2884,7 +2884,7 @@
                 <w:b/>
                 <w:sz w:val="18"/>
               </w:rPr>
-              <w:t>筋伤修复进程刻度[76,75] ‖ 中药用药分期[7]</w:t>
+              <w:t>筋伤修复进程刻度[75,76] ‖ 中药用药分期[7]</w:t>
             </w:r>
           </w:p>
         </w:tc>
@@ -4440,7 +4440,7 @@
           <w:b w:val="0"/>
           <w:sz w:val="21"/>
         </w:rPr>
-        <w:t>本文立论所依据的判断为：给药时点本身即可决定疗效方向，该判断已获实证，而在中医药领域尚属空白。该判断在骨骼肌损伤模型中已由以时点为唯一自变量的对照实验证实[9,10]；中医药一侧，电针研究已观察到效应的时相结构并与转换窗重合[17,18]，中药一侧虽有筋伤原位模型的阳性证据[19]，时相分层仍付阙如。本文以巨噬细胞时相极化为主线，梳理 ASTI 修复的四个免疫时窗及其代谢基础，论证消、和、补三法分别对应促消退、主动促成转换与维持功能质量三个免疫学落点。机制层面，M1→M2 转换可归结为糖酵解通量下降与 FAO/OXPHOS 通量上升的交叉点，由 HIF-1α 稳定性、AMPK/mTORC1 平衡与乙酰辅酶 A 供给共同决定。干预层面，现有证据分布不均，消法与和法材料较丰富，补法对应的重塑期几近空白。巨噬细胞时相极化本身已是成熟方向[35,58]，本文的贡献在于将筋伤修复进程刻度与免疫时相对接，并把给药时相确立为可检验的研究变量，而非机制描述本身。</w:t>
+        <w:t>本文立论所依据的判断为：给药时点本身即可决定疗效方向。该判断在他域已获实证，于中医药领域则尚属空白。该判断在骨骼肌损伤模型中已由以时点为唯一自变量的对照实验证实[9,10]；中医药一侧，电针研究已观察到效应的时相结构并与转换窗重合[17,18]，中药一侧虽有筋伤原位模型的阳性证据[19]，时相分层仍付阙如。本文以巨噬细胞时相极化为主线，梳理 ASTI 修复的四个免疫时窗及其代谢基础，论证消、和、补三法分别对应促消退、主动促成转换与维持功能质量三个免疫学落点。机制层面，M1→M2 转换可归结为糖酵解通量下降与 FAO/OXPHOS 通量上升的交叉点，由 HIF-1α 稳定性、AMPK/mTORC1 平衡与乙酰辅酶 A 供给共同决定。干预层面，现有证据分布不均，消法与和法材料较丰富，补法对应的重塑期几近空白。巨噬细胞时相极化本身已是成熟方向[35,58]，本文的贡献在于将筋伤修复进程刻度与免疫时相对接，并把给药时相确立为可检验的研究变量，而非机制描述本身。</w:t>
       </w:r>
     </w:p>
     <w:p>
@@ -4468,7 +4468,7 @@
           <w:b w:val="0"/>
           <w:sz w:val="21"/>
         </w:rPr>
-        <w:t>本文所主张者并非未经检验的新原理：按免疫时相分段施加方向相反的干预在生物材料领域已成设计规范[12,9]，本文所指出者，是这一原理尚未进入中医药干预的研究设计，而中医药恰拥有一套至今指导临床的分期治法框架与之对应。这一反差既是选题的理由，也界定了本文贡献的边界。</w:t>
+        <w:t>本文所主张者并非未经检验的新原理：按免疫时相分段施加方向相反的干预在生物材料领域已成设计规范[9,12]，本文所指出者，是这一原理尚未进入中医药干预的研究设计，而中医药恰拥有一套至今指导临床的分期治法框架与之对应。这一反差既是选题的理由，也界定了本文贡献的边界。</w:t>
       </w:r>
     </w:p>
     <w:p>
@@ -4654,7 +4654,7 @@
           <w:b w:val="0"/>
           <w:sz w:val="18"/>
         </w:rPr>
-        <w:t>[3] Wynn TA, Vannella KM. Macrophages in tissue repair, regeneration, and fibrosis[J]. *Immunity*, 2016, 44(3): 450-462. DOI: 10.1016/j.immuni.2016.02.015. PMID: 26982353.</w:t>
+        <w:t>[3] O'Neill LA, Pearce EJ. Immunometabolism governs dendritic cell and macrophage function. *J Exp Med*, 2016, 213(1): 15-23. DOI: 10.1084/jem.20151570</w:t>
       </w:r>
     </w:p>
     <w:p>
@@ -4668,7 +4668,7 @@
           <w:b w:val="0"/>
           <w:sz w:val="18"/>
         </w:rPr>
-        <w:t>[4] Landén NX, Li D, Ståhle M. Transition from inflammation to proliferation: a critical step during wound healing[J]. *Cell Mol Life Sci*, 2016, 73(20): 3861-3885. DOI: 10.1007/s00018-016-2268-0. PMID: 27180275.</w:t>
+        <w:t>[4] Pålsson-McDermott EM, O'Neill LAJ. Targeting immunometabolism as an anti-inflammatory strategy[J]. *Cell Res*, 2020, 30(4): 300-314. DOI: 10.1038/s41422-020-0291-z. PMID: 32132672.</w:t>
       </w:r>
     </w:p>
     <w:p>
@@ -4682,7 +4682,7 @@
           <w:b w:val="0"/>
           <w:sz w:val="18"/>
         </w:rPr>
-        <w:t>[5] O'Neill LA, Pearce EJ. Immunometabolism governs dendritic cell and macrophage function. *J Exp Med*, 2016, 213(1): 15-23. DOI: 10.1084/jem.20151570</w:t>
+        <w:t>[5] Wynn TA, Vannella KM. Macrophages in tissue repair, regeneration, and fibrosis[J]. *Immunity*, 2016, 44(3): 450-462. DOI: 10.1016/j.immuni.2016.02.015. PMID: 26982353.</w:t>
       </w:r>
     </w:p>
     <w:p>
@@ -4696,7 +4696,7 @@
           <w:b w:val="0"/>
           <w:sz w:val="18"/>
         </w:rPr>
-        <w:t>[6] Pålsson-McDermott EM, O'Neill LAJ. Targeting immunometabolism as an anti-inflammatory strategy[J]. *Cell Res*, 2020, 30(4): 300-314. DOI: 10.1038/s41422-020-0291-z. PMID: 32132672.</w:t>
+        <w:t>[6] Landén NX, Li D, Ståhle M. Transition from inflammation to proliferation: a critical step during wound healing[J]. *Cell Mol Life Sci*, 2016, 73(20): 3861-3885. DOI: 10.1007/s00018-016-2268-0. PMID: 27180275.</w:t>
       </w:r>
     </w:p>
     <w:p>
